--- a/docs/LIRC_User_Guide.docx
+++ b/docs/LIRC_User_Guide.docx
@@ -55,7 +55,7 @@
           <w:sz w:val="20"/>
           <w:szCs w:val="20"/>
         </w:rPr>
-        <w:t xml:space="preserve">Generated Mon Oct 19 2026</w:t>
+        <w:t xml:space="preserve">Generated Tue Oct 20 2026</w:t>
       </w:r>
     </w:p>
     <w:p>
@@ -1674,6 +1674,29 @@
           <w:sz w:val="21"/>
           <w:szCs w:val="21"/>
         </w:rPr>
+        <w:t xml:space="preserve">The Aa button</w:t>
+      </w:r>
+      <w:r>
+        <w:rPr>
+          <w:sz w:val="21"/>
+          <w:szCs w:val="21"/>
+        </w:rPr>
+        <w:t xml:space="preserve"> — Cycles the text through Normal, Large, Larger and Largest. Only the writing grows — the layout stays exactly the same — and your choice is remembered on this computer.</w:t>
+      </w:r>
+    </w:p>
+    <w:p>
+      <w:pPr>
+        <w:numPr>
+          <w:ilvl w:val="0"/>
+          <w:numId w:val="1"/>
+        </w:numPr>
+      </w:pPr>
+      <w:r>
+        <w:rPr>
+          <w:b/>
+          <w:sz w:val="21"/>
+          <w:szCs w:val="21"/>
+        </w:rPr>
         <w:t xml:space="preserve">The gear (librarians and admins)</w:t>
       </w:r>
       <w:r>
@@ -3645,7 +3668,7 @@
           <w:sz w:val="21"/>
           <w:szCs w:val="21"/>
         </w:rPr>
-        <w:t xml:space="preserve">The purpose buttons (Study, Research, Borrowing/Returning, Computer Use, Others).</w:t>
+        <w:t xml:space="preserve">The purpose buttons (Study, Research, Borrow Books, Return Books, LOA, Exit Clearance, Interview, Thesis, OJT, Others).</w:t>
       </w:r>
     </w:p>
     <w:p>
@@ -3786,6 +3809,21 @@
           <w:szCs w:val="21"/>
         </w:rPr>
         <w:t xml:space="preserve">Scanning someone already inside records their time out — no purpose needed for leaving.</w:t>
+      </w:r>
+    </w:p>
+    <w:p>
+      <w:pPr>
+        <w:numPr>
+          <w:ilvl w:val="0"/>
+          <w:numId w:val="1"/>
+        </w:numPr>
+      </w:pPr>
+      <w:r>
+        <w:rPr>
+          <w:sz w:val="21"/>
+          <w:szCs w:val="21"/>
+        </w:rPr>
+        <w:t xml:space="preserve">The highlighted purpose is easy to spot (bright blue) and is saved with every time in until you change it.</w:t>
       </w:r>
     </w:p>
     <w:p/>
@@ -3942,6 +3980,36 @@
           <w:szCs w:val="21"/>
         </w:rPr>
         <w:t xml:space="preserve">At the borrow desk, a student who is not validated for the current school year cannot borrow.</w:t>
+      </w:r>
+    </w:p>
+    <w:p>
+      <w:pPr>
+        <w:numPr>
+          <w:ilvl w:val="0"/>
+          <w:numId w:val="1"/>
+        </w:numPr>
+      </w:pPr>
+      <w:r>
+        <w:rPr>
+          <w:sz w:val="21"/>
+          <w:szCs w:val="21"/>
+        </w:rPr>
+        <w:t xml:space="preserve">The year level is automatic: the system derives it from the library card and any recorded leave years.</w:t>
+      </w:r>
+    </w:p>
+    <w:p>
+      <w:pPr>
+        <w:numPr>
+          <w:ilvl w:val="0"/>
+          <w:numId w:val="1"/>
+        </w:numPr>
+      </w:pPr>
+      <w:r>
+        <w:rPr>
+          <w:sz w:val="21"/>
+          <w:szCs w:val="21"/>
+        </w:rPr>
+        <w:t xml:space="preserve">Late card or irregular student? Type their real year level once when validating — it is saved for that school year and advances automatically every year after, so you never type it twice.</w:t>
       </w:r>
     </w:p>
     <w:p/>

--- a/docs/LIRC_User_Guide.docx
+++ b/docs/LIRC_User_Guide.docx
@@ -55,7 +55,7 @@
           <w:sz w:val="20"/>
           <w:szCs w:val="20"/>
         </w:rPr>
-        <w:t xml:space="preserve">Generated Tue Oct 20 2026</w:t>
+        <w:t xml:space="preserve">Generated Wed Oct 21 2026</w:t>
       </w:r>
     </w:p>
     <w:p>
@@ -2603,7 +2603,7 @@
           <w:sz w:val="21"/>
           <w:szCs w:val="21"/>
         </w:rPr>
-        <w:t xml:space="preserve">Edit (librarians and admins)</w:t>
+        <w:t xml:space="preserve">Edit (library staff)</w:t>
       </w:r>
       <w:r>
         <w:rPr>
@@ -3356,7 +3356,7 @@
           <w:sz w:val="21"/>
           <w:szCs w:val="21"/>
         </w:rPr>
-        <w:t xml:space="preserve"> — Changes the member's details. Staff and librarians' changes are sent for admin approval; admins' changes apply right away.</w:t>
+        <w:t xml:space="preserve"> — Changes the member's details. The edit is saved right away and recorded in the activity log.</w:t>
       </w:r>
     </w:p>
     <w:p>
@@ -4186,7 +4186,7 @@
           <w:sz w:val="19"/>
           <w:szCs w:val="19"/>
         </w:rPr>
-        <w:t xml:space="preserve">Who uses it: Librarians and admins.</w:t>
+        <w:t xml:space="preserve">Who uses it: Library staff, librarians and admins.</w:t>
       </w:r>
     </w:p>
     <w:p>

--- a/docs/LIRC_User_Guide.docx
+++ b/docs/LIRC_User_Guide.docx
@@ -2509,7 +2509,7 @@
           <w:sz w:val="21"/>
           <w:szCs w:val="21"/>
         </w:rPr>
-        <w:t xml:space="preserve">Opening a book shows everything: details, the cover, the physical copies and whether each one is available.</w:t>
+        <w:t xml:space="preserve">Opening a book shows everything: details, the cover, the shelf where it is kept (highlighted below the author), the physical copies and whether each one is available.</w:t>
       </w:r>
     </w:p>
     <w:p>
@@ -2703,6 +2703,21 @@
           <w:sz w:val="21"/>
           <w:szCs w:val="21"/>
         </w:rPr>
+        <w:t xml:space="preserve">General Education at the top of the picker: the shared subjects (Understanding the Self, Ethics, Rizal, PE, NSTP and more) with one book list for every program.</w:t>
+      </w:r>
+    </w:p>
+    <w:p>
+      <w:pPr>
+        <w:numPr>
+          <w:ilvl w:val="0"/>
+          <w:numId w:val="1"/>
+        </w:numPr>
+      </w:pPr>
+      <w:r>
+        <w:rPr>
+          <w:sz w:val="21"/>
+          <w:szCs w:val="21"/>
+        </w:rPr>
         <w:t xml:space="preserve">A subject shows its first three books, with "View all" for the rest.</w:t>
       </w:r>
     </w:p>
@@ -2735,7 +2750,7 @@
           <w:sz w:val="21"/>
           <w:szCs w:val="21"/>
         </w:rPr>
-        <w:t xml:space="preserve"> — Switch the curriculum you are looking at.</w:t>
+        <w:t xml:space="preserve"> — Switch the curriculum you are looking at, or pick General Education for the shared subjects.</w:t>
       </w:r>
     </w:p>
     <w:p>
@@ -2781,7 +2796,7 @@
           <w:sz w:val="21"/>
           <w:szCs w:val="21"/>
         </w:rPr>
-        <w:t xml:space="preserve"> — Opens that book's details and availability.</w:t>
+        <w:t xml:space="preserve"> — Opens that book's details, the shelf where it is kept and its availability.</w:t>
       </w:r>
     </w:p>
     <w:p>
@@ -2827,7 +2842,7 @@
           <w:sz w:val="21"/>
           <w:szCs w:val="21"/>
         </w:rPr>
-        <w:t xml:space="preserve"> — Picks a book from the catalog and adds it to the subject.</w:t>
+        <w:t xml:space="preserve"> — Picks a book from the catalog and adds it to the subject (or to the whole Gen Ed group).</w:t>
       </w:r>
     </w:p>
     <w:p>
@@ -2921,6 +2936,21 @@
           <w:szCs w:val="21"/>
         </w:rPr>
         <w:t xml:space="preserve">Students and faculty only see books a librarian has approved.</w:t>
+      </w:r>
+    </w:p>
+    <w:p>
+      <w:pPr>
+        <w:numPr>
+          <w:ilvl w:val="0"/>
+          <w:numId w:val="1"/>
+        </w:numPr>
+      </w:pPr>
+      <w:r>
+        <w:rPr>
+          <w:sz w:val="21"/>
+          <w:szCs w:val="21"/>
+        </w:rPr>
+        <w:t xml:space="preserve">A book added in General Education appears on every program that teaches that subject — add it once.</w:t>
       </w:r>
     </w:p>
     <w:p/>
